--- a/Trabajo de Inferencia GRUPO 5/Primer_Trabajo_Estadistica_II_-_Fase_3.docx
+++ b/Trabajo de Inferencia GRUPO 5/Primer_Trabajo_Estadistica_II_-_Fase_3.docx
@@ -2025,6 +2025,9 @@
     </w:tbl>
     <w:p/>
     <w:p>
+      <w:pPr>
+        <w:keepNext/>
+      </w:pPr>
       <w:r>
         <w:t>Comentarios:</w:t>
       </w:r>
@@ -2257,6 +2260,9 @@
       </w:r>
     </w:p>
     <w:p>
+      <w:pPr>
+        <w:keepNext/>
+      </w:pPr>
       <w:r>
         <w:t>Comentarios:</w:t>
       </w:r>
@@ -2933,7 +2939,7 @@
           <w:color w:val="000000"/>
           <w:highlight w:val="yellow"/>
         </w:rPr>
-        <w:t xml:space="preserve">PENDIENTE: cada marcador resaltado (una clave entre corchetes blancos) se reemplaza por la columna «valor» de salidas/fase3_valores_informe.csv, que escribe el script 08, o, si la clave contiene «ej_», de salidas/fase3_valores_informe_10.csv, que escribe el script 10, después de correr el flujo con los datos reales; luego se quita el resaltado. Las cifras escritas sin resaltar no dependen de la ejecución.</w:t>
+        <w:t xml:space="preserve">PENDIENTE: cada marcador resaltado (una clave entre corchetes blancos) se reemplaza por la columna «valor» de salidas/fase3_valores_informe.csv, que escribe el script 08, o, si la clave contiene «ej_», de salidas/fase3_valores_informe_10.csv, que escribe el script 10, después de correr el flujo con los datos reales; luego se quita el resaltado. Las cifras escritas sin resaltar no dependen de la ejecución. Todas las cifras resaltadas y las cuatro figuras de consistencia deben salir de UNA sola corrida completa de 00_ejecutar_todo.R (08, 09 y 10 en la misma pasada); después no se vuelve a correr el 08 ni el 10. La clave fecha_ejecucion_08 de fase3_valores_informe.csv debe ser igual a ej_fecha_08 de fase3_valores_informe_10.csv. Con el informe se entregan salidas/fase3_distribuciones.rds y los salidas/fase3_*.csv de esa corrida.</w:t>
       </w:r>
     </w:p>
     <w:p/>
@@ -3958,6 +3964,7 @@
     <w:p/>
     <w:p>
       <w:pPr>
+        <w:keepNext/>
         <w:rPr>
           <w:b/>
           <w:bCs/>
@@ -3985,6 +3992,7 @@
     </w:p>
     <w:p>
       <w:pPr>
+        <w:keepNext/>
         <w:rPr>
           <w:b/>
           <w:bCs/>
@@ -4314,6 +4322,9 @@
     </w:tbl>
     <w:p/>
     <w:p>
+      <w:pPr>
+        <w:keepNext/>
+      </w:pPr>
       <w:r>
         <w:t>Comentario:</w:t>
       </w:r>
@@ -4329,25 +4340,90 @@
         <w:rPr>
           <w:color w:val="000000"/>
         </w:rPr>
-        <w:t xml:space="preserve">Las tres propiedades se evalúan sobre el mismo experimento. Un único ciclo for extrae, con reemplazo, réplicas de las 72.649 viviendas tomadas como población, todas de tamaño n = N = 72.649, el mismo del conjunto analítico, de modo que n no cambia en ninguna comparación. Dentro de ese ciclo se ejecutan B = 100, 1.000 y 10.000 réplicas y se guardan la media y la mediana de cada una. El Insesgamiento y la Eficiencia se leen con B = 10.000; la Consistencia compara los tres valores de B. Las columnas Media y Mediana registran el promedio de cada estimador sobre las réplicas, y la columna Sesgo, su diferencia respecto del parámetro poblacional correspondiente.</w:t>
-      </w:r>
-      <w:r>
-        <w:rPr>
-          <w:color w:val="000000"/>
-        </w:rPr>
-        <w:br/>
-      </w:r>
-      <w:r>
-        <w:rPr>
-          <w:color w:val="000000"/>
-        </w:rPr>
-        <w:br/>
-      </w:r>
-      <w:r>
-        <w:rPr>
-          <w:color w:val="000000"/>
-        </w:rPr>
-        <w:t xml:space="preserve">La simulación no fija semilla: cada ejecución produce réplicas distintas. Las cifras de Monte Carlo de este informe corresponden a una ejecución del script 08, cuyas réplicas quedaron guardadas en salidas/fase3_distribuciones.rds, archivo que se entrega con el trabajo. De ese mismo archivo salen las tablas y los gráficos de consistencia, por lo que unas y otros coinciden. Si se repite la ejecución, el promedio de las réplicas cambia dentro del margen que indica su error de Monte Carlo, s/√B: desde la cuarta cifra decimal con B = 100 y desde la quinta con B = 10.000. Las cifras que dependen de la dispersión de las réplicas se mueven más: Var × N tiene un error relativo típico de 14 % con B = 100, 4,5 % con B = 1.000 y 1,4 % con B = 10.000. La variación entre ejecuciones se cuantifica en el apartado de Consistencia.</w:t>
+        <w:t xml:space="preserve">Las tres propiedades se evalúan sobre el mismo experimento. Un único ciclo for extrae, con reemplazo, réplicas de las 72.649 viviendas tomadas como población, todas de tamaño n = N = 72.649, el mismo del conjunto analítico, de modo que n no cambia en ninguna comparación. Dentro de ese ciclo se ejecutan B = 100, 1.000 y 10.000 réplicas y se guardan la media y la mediana de cada una. El Insesgamiento y la Eficiencia se leen con B = 10.000, porque es el único de los tres valores con el que una proporción de 0,95 estimada sobre las réplicas tiene un margen de error al 95 % menor que medio punto porcentual (</w:t>
+      </w:r>
+      <w:r>
+        <w:rPr>
+          <w:color w:val="000000"/>
+          <w:highlight w:val="yellow"/>
+        </w:rPr>
+        <w:t xml:space="preserve">⟦B10000_criterio_e⟧</w:t>
+      </w:r>
+      <w:r>
+        <w:rPr>
+          <w:color w:val="000000"/>
+        </w:rPr>
+        <w:t xml:space="preserve">, frente a </w:t>
+      </w:r>
+      <w:r>
+        <w:rPr>
+          <w:color w:val="000000"/>
+          <w:highlight w:val="yellow"/>
+        </w:rPr>
+        <w:t xml:space="preserve">⟦B100_criterio_e⟧</w:t>
+      </w:r>
+      <w:r>
+        <w:rPr>
+          <w:color w:val="000000"/>
+        </w:rPr>
+        <w:t xml:space="preserve"> con B = 100); el mínimo que cumple ese criterio es B = </w:t>
+      </w:r>
+      <w:r>
+        <w:rPr>
+          <w:color w:val="000000"/>
+          <w:highlight w:val="yellow"/>
+        </w:rPr>
+        <w:t xml:space="preserve">⟦criterio_B_min⟧</w:t>
+      </w:r>
+      <w:r>
+        <w:rPr>
+          <w:color w:val="000000"/>
+        </w:rPr>
+        <w:t xml:space="preserve">. La Consistencia compara los tres valores de B. Las columnas Media y Mediana registran el promedio de cada estimador sobre las réplicas, y la columna Sesgo, su diferencia respecto del parámetro poblacional correspondiente.</w:t>
+      </w:r>
+      <w:r>
+        <w:rPr>
+          <w:color w:val="000000"/>
+        </w:rPr>
+        <w:br/>
+      </w:r>
+      <w:r>
+        <w:rPr>
+          <w:color w:val="000000"/>
+        </w:rPr>
+        <w:br/>
+      </w:r>
+      <w:r>
+        <w:rPr>
+          <w:color w:val="000000"/>
+        </w:rPr>
+        <w:t xml:space="preserve">La simulación no fija semilla: cada ejecución produce réplicas distintas. Las cifras de Monte Carlo de este informe corresponden a una ejecución del script 08, cuyas réplicas quedaron guardadas en salidas/fase3_distribuciones.rds, archivo que se entrega con el trabajo junto con los salidas/fase3_*.csv de la misma corrida. De ese mismo archivo salen las tablas y los gráficos de consistencia, por lo que unas y otros coinciden. Si se repite la ejecución, el promedio de las réplicas cambia en una magnitud del orden de su error de Monte Carlo, s/√B (la diferencia entre dos ejecuciones tiene desviación √2·s/√B): en V1, las tres ejecuciones del script 10 difieren desde la cifra decimal </w:t>
+      </w:r>
+      <w:r>
+        <w:rPr>
+          <w:color w:val="000000"/>
+          <w:highlight w:val="yellow"/>
+        </w:rPr>
+        <w:t xml:space="preserve">⟦V1_B100_ej_decimal_dif⟧</w:t>
+      </w:r>
+      <w:r>
+        <w:rPr>
+          <w:color w:val="000000"/>
+        </w:rPr>
+        <w:t xml:space="preserve"> con B = 100 y desde la </w:t>
+      </w:r>
+      <w:r>
+        <w:rPr>
+          <w:color w:val="000000"/>
+          <w:highlight w:val="yellow"/>
+        </w:rPr>
+        <w:t xml:space="preserve">⟦V1_B10000_ej_decimal_dif⟧</w:t>
+      </w:r>
+      <w:r>
+        <w:rPr>
+          <w:color w:val="000000"/>
+        </w:rPr>
+        <w:t xml:space="preserve"> con B = 10.000. Las cifras que dependen de la dispersión de las réplicas se mueven más: Var × N tiene un error relativo típico de 14 % con B = 100, 4,5 % con B = 1.000 y 1,4 % con B = 10.000. La variación entre ejecuciones se cuantifica en el apartado de Consistencia.</w:t>
       </w:r>
       <w:r>
         <w:rPr>
@@ -4472,7 +4548,7 @@
           <w:color w:val="000000"/>
           <w:highlight w:val="yellow"/>
         </w:rPr>
-        <w:t xml:space="preserve">PENDIENTE: en las cuatro variables, si el valor absoluto de la clave &lt;V&gt;_B10000_sesgo_en_err_MC supera 2, cambiar «indistinguible de cero» por «a unos dos errores de Monte Carlo de cero, lo que ocurre por azar en cerca del 5 % de las ejecuciones»; la teoría (E[X̄] = μ) no cambia.</w:t>
+        <w:t xml:space="preserve">PENDIENTE: en las cuatro variables, si el valor absoluto de la clave &lt;V&gt;_B10000_sesgo_en_err_MC (columna valor_num) supera 2, cambiar «indistinguible de cero» por «a unos dos errores de Monte Carlo de cero, lo que ocurre por azar en cerca del 5 % de las ejecuciones»; la teoría (E[X̄] = μ) no cambia.</w:t>
       </w:r>
     </w:p>
     <w:p/>
@@ -5368,11 +5444,12 @@
           <w:color w:val="000000"/>
           <w:highlight w:val="yellow"/>
         </w:rPr>
-        <w:t xml:space="preserve">PENDIENTE: reemplazar esta imagen por salidas/graficos/17_consistencia_v1.png después de correr el 08 y el 09 (tiene la misma proporción, 1800 × 1250 px). La imagen actual corresponde al diseño anterior y no a la simulación que describe el texto.</w:t>
+        <w:t xml:space="preserve">PENDIENTE: reemplazar esta imagen provisional por salidas/graficos/17_consistencia_v1.png de la misma corrida que llena los marcadores (tiene la misma proporción, 1800 × 1250 px; en Word: clic derecho sobre la imagen, Cambiar imagen).</w:t>
       </w:r>
     </w:p>
     <w:p>
       <w:pPr>
+        <w:keepNext/>
         <w:jc w:val="both"/>
       </w:pPr>
       <w:r>
@@ -5842,7 +5919,7 @@
         <w:rPr>
           <w:color w:val="000000"/>
         </w:rPr>
-        <w:t xml:space="preserve"> de las réplicas con B = 100, 1.000 y 10.000. Su distribución se reduce a un punto, de modo que aumentar B no la acerca a μ, frente a la cual conserva un sesgo de −0,332529.</w:t>
+        <w:t xml:space="preserve"> de las réplicas con B = 100, 1.000 y 10.000. Su distribución se reduce a un punto: al crecer B, el promedio de sus réplicas converge a E[mediana muestral] = 0 y no a μ, frente a la cual conserva un sesgo de −0,332529. Ese sesgo es propio del estimador: ni B ni el tamaño de muestra lo eliminan.</w:t>
       </w:r>
     </w:p>
     <w:p>
@@ -5858,7 +5935,7 @@
           <w:color w:val="000000"/>
           <w:highlight w:val="yellow"/>
         </w:rPr>
-        <w:t xml:space="preserve">PENDIENTE: en las cuatro variables, si en la ejecución definitiva la diferencia con el parámetro resulta mayor con B = 1.000 que con B = 100, o con B = 10.000 que con B = 1.000, añadir en el comentario de Consistencia: «En esta ejecución, la diferencia con B = … resultó mayor que con B = …, dentro de lo que permite su error de Monte Carlo».</w:t>
+        <w:t xml:space="preserve">PENDIENTE: en las cuatro variables, si en la ejecución definitiva la diferencia con el parámetro resulta mayor con B = 1.000 que con B = 100, o con B = 10.000 que con B = 1.000, añadir en el comentario de Consistencia: «En esta ejecución, la diferencia con B = … resultó mayor que con B = …, del orden de su error de Monte Carlo».</w:t>
       </w:r>
     </w:p>
     <w:p>
@@ -5868,6 +5945,7 @@
     </w:p>
     <w:p>
       <w:pPr>
+        <w:keepNext/>
         <w:rPr>
           <w:b/>
           <w:bCs/>
@@ -6227,6 +6305,9 @@
       </w:tr>
     </w:tbl>
     <w:p>
+      <w:pPr>
+        <w:keepNext/>
+      </w:pPr>
       <w:r>
         <w:t>Comentario:</w:t>
       </w:r>
@@ -6459,7 +6540,14 @@
           <w:sz w:val="16"/>
         </w:rPr>
         <w:br/>
-        <w:t xml:space="preserve"># guarda las réplicas publicadas en salidas/fase3_distribuciones.rds.</w:t>
+        <w:t xml:space="preserve"># guarda las réplicas publicadas en salidas/fase3_distribuciones.rds, y</w:t>
+      </w:r>
+      <w:r>
+        <w:rPr>
+          <w:sz w:val="16"/>
+        </w:rPr>
+        <w:br/>
+        <w:t xml:space="preserve"># 10_variacion_entre_ejecuciones.R, que deja salidas/fase3_variacion_ejecuciones.csv.</w:t>
       </w:r>
       <w:r>
         <w:rPr>
@@ -6500,7 +6588,14 @@
           <w:sz w:val="16"/>
         </w:rPr>
         <w:br/>
-        <w:t xml:space="preserve">for (f in file.path("salidas", c("base_directorio_mes.rds", "fase3_distribuciones.rds")))</w:t>
+        <w:t xml:space="preserve">for (f in file.path("salidas", c("base_directorio_mes.rds", "fase3_distribuciones.rds",</w:t>
+      </w:r>
+      <w:r>
+        <w:rPr>
+          <w:sz w:val="16"/>
+        </w:rPr>
+        <w:br/>
+        <w:t xml:space="preserve">                                 "fase3_variacion_ejecuciones.csv")))</w:t>
       </w:r>
       <w:r>
         <w:rPr>
@@ -6521,7 +6616,14 @@
           <w:sz w:val="16"/>
         </w:rPr>
         <w:br/>
-        <w:t xml:space="preserve">         "01b_construccion_estilo_docente.R y 08_estimadores_simulacion.R.")</w:t>
+        <w:t xml:space="preserve">         "01b_construccion_estilo_docente.R, 08_estimadores_simulacion.R y ",</w:t>
+      </w:r>
+      <w:r>
+        <w:rPr>
+          <w:sz w:val="16"/>
+        </w:rPr>
+        <w:br/>
+        <w:t xml:space="preserve">         "10_variacion_entre_ejecuciones.R.")</w:t>
       </w:r>
       <w:r>
         <w:rPr>
@@ -7026,6 +7128,34 @@
           <w:sz w:val="16"/>
         </w:rPr>
         <w:br/>
+        <w:t xml:space="preserve"># FEX_C18 expande a PERSONAS del total nacional, no a viviendas; por eso no se</w:t>
+      </w:r>
+      <w:r>
+        <w:rPr>
+          <w:sz w:val="16"/>
+        </w:rPr>
+        <w:br/>
+        <w:t xml:space="preserve"># aplica. Su suma por mes, en millones de personas (la cifra que cita el texto):</w:t>
+      </w:r>
+      <w:r>
+        <w:rPr>
+          <w:sz w:val="16"/>
+        </w:rPr>
+        <w:br/>
+        <w:t xml:space="preserve">fex &lt;- as.numeric(gsub(",", ".", general$FEX_C18, fixed = TRUE))</w:t>
+      </w:r>
+      <w:r>
+        <w:rPr>
+          <w:sz w:val="16"/>
+        </w:rPr>
+        <w:br/>
+        <w:t xml:space="preserve">round(tapply(fex, general$MES, sum) / 1e6, 1)</w:t>
+      </w:r>
+      <w:r>
+        <w:rPr>
+          <w:sz w:val="16"/>
+        </w:rPr>
+        <w:br/>
       </w:r>
       <w:r>
         <w:rPr>
@@ -8660,7 +8790,14 @@
           <w:sz w:val="16"/>
         </w:rPr>
         <w:br/>
-        <w:t xml:space="preserve"># Var(media) = sigma^2/N exactamente; sin reemplazo y con n = N cada réplica</w:t>
+        <w:t xml:space="preserve"># Var(media) = sigma^2/N, con sigma^2 de divisor N (usar var(), de divisor</w:t>
+      </w:r>
+      <w:r>
+        <w:rPr>
+          <w:sz w:val="16"/>
+        </w:rPr>
+        <w:br/>
+        <w:t xml:space="preserve"># N - 1, cambia la cifra en un factor 1/N); sin reemplazo y con n = N cada réplica</w:t>
       </w:r>
       <w:r>
         <w:rPr>
@@ -8904,7 +9041,14 @@
           <w:sz w:val="16"/>
         </w:rPr>
         <w:br/>
-        <w:t xml:space="preserve">    razon_mse = if (mse_ms &gt; 0) mse_md / mse_ms else NA))</w:t>
+        <w:t xml:space="preserve">    razon_mse = if (mse_ms &gt; 0) mse_md / mse_ms else NA,</w:t>
+      </w:r>
+      <w:r>
+        <w:rPr>
+          <w:sz w:val="16"/>
+        </w:rPr>
+        <w:br/>
+        <w:t xml:space="preserve">    n_med_distinta = sum(md != MED)))     # réplicas con la mediana distinta de la poblacional</w:t>
       </w:r>
       <w:r>
         <w:rPr>
@@ -9007,6 +9151,13 @@
           <w:sz w:val="16"/>
         </w:rPr>
         <w:br/>
+        <w:t xml:space="preserve">with(res_v1[res_v1$B == B_EVAL, ], sesgo_media / err_MC_media)   # sesgo en errores de Monte Carlo</w:t>
+      </w:r>
+      <w:r>
+        <w:rPr>
+          <w:sz w:val="16"/>
+        </w:rPr>
+        <w:br/>
         <w:t xml:space="preserve"># La mediana poblacional de V1 es 0, un valor que concentra más de la mitad</w:t>
       </w:r>
       <w:r>
@@ -9098,6 +9249,13 @@
           <w:sz w:val="16"/>
         </w:rPr>
         <w:br/>
+        <w:t xml:space="preserve">c(mantisa = 10^(log10_p %% 1), exponente = floor(log10_p))   # como se escribe en el informe</w:t>
+      </w:r>
+      <w:r>
+        <w:rPr>
+          <w:sz w:val="16"/>
+        </w:rPr>
+        <w:br/>
       </w:r>
       <w:r>
         <w:rPr>
@@ -9188,6 +9346,117 @@
         </w:rPr>
         <w:br/>
         <w:t xml:space="preserve">SIM$resumen[SIM$resumen$variable == "V1", ]</w:t>
+      </w:r>
+      <w:r>
+        <w:rPr>
+          <w:sz w:val="16"/>
+        </w:rPr>
+        <w:br/>
+      </w:r>
+      <w:r>
+        <w:rPr>
+          <w:sz w:val="16"/>
+        </w:rPr>
+        <w:br/>
+        <w:t xml:space="preserve"># --- Variación entre ejecuciones (script 10: el mismo ciclo, dos veces más,</w:t>
+      </w:r>
+      <w:r>
+        <w:rPr>
+          <w:sz w:val="16"/>
+        </w:rPr>
+        <w:br/>
+        <w:t xml:space="preserve"># sin semilla). Lee salidas/fase3_variacion_ejecuciones.csv, que deja el 10.</w:t>
+      </w:r>
+      <w:r>
+        <w:rPr>
+          <w:sz w:val="16"/>
+        </w:rPr>
+        <w:br/>
+        <w:t xml:space="preserve">VAR &lt;- read.csv2(file.path("salidas", "fase3_variacion_ejecuciones.csv"))</w:t>
+      </w:r>
+      <w:r>
+        <w:rPr>
+          <w:sz w:val="16"/>
+        </w:rPr>
+        <w:br/>
+        <w:t xml:space="preserve">VAR[VAR$variable == "V1", c("B", "prom_ej1", "prom_ej2", "prom_ej3", "rango",</w:t>
+      </w:r>
+      <w:r>
+        <w:rPr>
+          <w:sz w:val="16"/>
+        </w:rPr>
+        <w:br/>
+        <w:t xml:space="preserve">                            "err_MC", "rango_en_err_MC", "decimal_dif")]</w:t>
+      </w:r>
+      <w:r>
+        <w:rPr>
+          <w:sz w:val="16"/>
+        </w:rPr>
+        <w:br/>
+        <w:t xml:space="preserve"># Rango de tres ejecuciones, en errores de Monte Carlo, si solo actúa el azar:</w:t>
+      </w:r>
+      <w:r>
+        <w:rPr>
+          <w:sz w:val="16"/>
+        </w:rPr>
+        <w:br/>
+        <w:t xml:space="preserve">c(esperado = 3 / sqrt(pi), limite_95 = qtukey(0.95, nmeans = 3, df = Inf))</w:t>
+      </w:r>
+      <w:r>
+        <w:rPr>
+          <w:sz w:val="16"/>
+        </w:rPr>
+        <w:br/>
+        <w:t xml:space="preserve">c(filas = nrow(VAR), prom_rango_en_err_MC = mean(VAR$rango_en_err_MC),</w:t>
+      </w:r>
+      <w:r>
+        <w:rPr>
+          <w:sz w:val="16"/>
+        </w:rPr>
+        <w:br/>
+        <w:t xml:space="preserve">  filas_supera_95 = sum(VAR$rango_en_err_MC &gt; qtukey(0.95, 3, Inf)),</w:t>
+      </w:r>
+      <w:r>
+        <w:rPr>
+          <w:sz w:val="16"/>
+        </w:rPr>
+        <w:br/>
+        <w:t xml:space="preserve">  prom_rango_var_en_err_MC = mean(VAR$rango_var_en_err_MC),</w:t>
+      </w:r>
+      <w:r>
+        <w:rPr>
+          <w:sz w:val="16"/>
+        </w:rPr>
+        <w:br/>
+        <w:t xml:space="preserve">  filas_supera_95_var = sum(VAR$rango_var_en_err_MC &gt; qtukey(0.95, 3, Inf)),</w:t>
+      </w:r>
+      <w:r>
+        <w:rPr>
+          <w:sz w:val="16"/>
+        </w:rPr>
+        <w:br/>
+        <w:t xml:space="preserve">  factor_err_MC = sqrt(max(BS) / min(BS)))</w:t>
+      </w:r>
+      <w:r>
+        <w:rPr>
+          <w:sz w:val="16"/>
+        </w:rPr>
+        <w:br/>
+        <w:t xml:space="preserve"># Error relativo de la desviación y de la varianza estimadas con B réplicas</w:t>
+      </w:r>
+      <w:r>
+        <w:rPr>
+          <w:sz w:val="16"/>
+        </w:rPr>
+        <w:br/>
+        <w:t xml:space="preserve"># (7 %, 2 % y 0,7 %; 14 %, 4,5 % y 1,4 %):</w:t>
+      </w:r>
+      <w:r>
+        <w:rPr>
+          <w:sz w:val="16"/>
+        </w:rPr>
+        <w:br/>
+        <w:t xml:space="preserve">c(err_rel_de = 1 / sqrt(2 * (BS - 1)), err_rel_var = sqrt(2 / (BS - 1)))</w:t>
       </w:r>
       <w:r>
         <w:rPr>
@@ -10850,6 +11119,9 @@
     </w:tbl>
     <w:p/>
     <w:p>
+      <w:pPr>
+        <w:keepNext/>
+      </w:pPr>
       <w:r>
         <w:t>Comentarios:</w:t>
       </w:r>
@@ -11075,6 +11347,9 @@
       </w:r>
     </w:p>
     <w:p>
+      <w:pPr>
+        <w:keepNext/>
+      </w:pPr>
       <w:r>
         <w:t>Comentarios:</w:t>
       </w:r>
@@ -12613,6 +12888,7 @@
     <w:p>
       <w:pPr>
         <w:pStyle w:val="Prrafodelista"/>
+        <w:keepNext/>
         <w:numPr>
           <w:ilvl w:val="0"/>
           <w:numId w:val="5"/>
@@ -12644,6 +12920,7 @@
     </w:p>
     <w:p>
       <w:pPr>
+        <w:keepNext/>
         <w:rPr>
           <w:i/>
           <w:iCs/>
@@ -12958,6 +13235,9 @@
       </w:tr>
     </w:tbl>
     <w:p>
+      <w:pPr>
+        <w:keepNext/>
+      </w:pPr>
       <w:r>
         <w:t>Comentario:</w:t>
       </w:r>
@@ -13003,33 +13283,33 @@
         <w:rPr>
           <w:color w:val="000000"/>
         </w:rPr>
-        <w:t xml:space="preserve">, del mismo orden que su error de Monte Carlo, </w:t>
+        <w:t xml:space="preserve">, a </w:t>
       </w:r>
       <w:r>
         <w:rPr>
           <w:color w:val="000000"/>
           <w:highlight w:val="yellow"/>
         </w:rPr>
+        <w:t xml:space="preserve">⟦V2_B10000_sesgo_en_err_MC⟧</w:t>
+      </w:r>
+      <w:r>
+        <w:rPr>
+          <w:color w:val="000000"/>
+        </w:rPr>
+        <w:t xml:space="preserve"> errores de Monte Carlo de cero (su error de Monte Carlo es </w:t>
+      </w:r>
+      <w:r>
+        <w:rPr>
+          <w:color w:val="000000"/>
+          <w:highlight w:val="yellow"/>
+        </w:rPr>
         <w:t xml:space="preserve">⟦V2_B10000_err_MC_media⟧</w:t>
       </w:r>
       <w:r>
         <w:rPr>
           <w:color w:val="000000"/>
         </w:rPr>
-        <w:t xml:space="preserve"> (equivale a </w:t>
-      </w:r>
-      <w:r>
-        <w:rPr>
-          <w:color w:val="000000"/>
-          <w:highlight w:val="yellow"/>
-        </w:rPr>
-        <w:t xml:space="preserve">⟦V2_B10000_sesgo_en_err_MC⟧</w:t>
-      </w:r>
-      <w:r>
-        <w:rPr>
-          <w:color w:val="000000"/>
-        </w:rPr>
-        <w:t xml:space="preserve"> errores de Monte Carlo), de modo que es indistinguible de cero: la media es insesgada. El sesgo de la mediana figura como </w:t>
+        <w:t xml:space="preserve">), de modo que es indistinguible de cero: la media es insesgada. El sesgo de la mediana figura como </w:t>
       </w:r>
       <w:r>
         <w:rPr>
@@ -14003,11 +14283,12 @@
           <w:color w:val="000000"/>
           <w:highlight w:val="yellow"/>
         </w:rPr>
-        <w:t xml:space="preserve">PENDIENTE: reemplazar esta imagen por salidas/graficos/18_consistencia_v2.png después de correr el 08 y el 09 (tiene la misma proporción, 1800 × 1250 px). La imagen actual corresponde al diseño anterior y no a la simulación que describe el texto.</w:t>
+        <w:t xml:space="preserve">PENDIENTE: reemplazar esta imagen provisional por salidas/graficos/18_consistencia_v2.png de la misma corrida que llena los marcadores (tiene la misma proporción, 1800 × 1250 px; en Word: clic derecho sobre la imagen, Cambiar imagen).</w:t>
       </w:r>
     </w:p>
     <w:p>
       <w:pPr>
+        <w:keepNext/>
         <w:jc w:val="both"/>
       </w:pPr>
       <w:r>
@@ -14307,7 +14588,7 @@
         <w:rPr>
           <w:color w:val="000000"/>
         </w:rPr>
-        <w:t xml:space="preserve"> de las réplicas con B = 100, 1.000 y 10.000. Su distribución es un punto, y frente a la media poblacional arrastra un sesgo de −0,062520 que ningún valor de B corrige.</w:t>
+        <w:t xml:space="preserve"> de las réplicas con B = 100, 1.000 y 10.000. Su distribución es un punto: al crecer B, el promedio de sus réplicas converge a 0,50 y no a la media poblacional, frente a la cual conserva un sesgo de −0,062520. Ese sesgo es propio del estimador: ni B ni el tamaño de muestra lo eliminan.</w:t>
       </w:r>
     </w:p>
     <w:p>
@@ -14317,6 +14598,7 @@
     </w:p>
     <w:p>
       <w:pPr>
+        <w:keepNext/>
         <w:rPr>
           <w:b/>
           <w:bCs/>
@@ -14676,6 +14958,9 @@
       </w:tr>
     </w:tbl>
     <w:p>
+      <w:pPr>
+        <w:keepNext/>
+      </w:pPr>
       <w:r>
         <w:t>Comentario:</w:t>
       </w:r>
@@ -16613,7 +16898,14 @@
           <w:sz w:val="16"/>
         </w:rPr>
         <w:br/>
-        <w:t xml:space="preserve">    razon_mse = if (mse_ms &gt; 0) mse_md / mse_ms else NA))</w:t>
+        <w:t xml:space="preserve">    razon_mse = if (mse_ms &gt; 0) mse_md / mse_ms else NA,</w:t>
+      </w:r>
+      <w:r>
+        <w:rPr>
+          <w:sz w:val="16"/>
+        </w:rPr>
+        <w:br/>
+        <w:t xml:space="preserve">    n_med_distinta = sum(md != MED)))     # réplicas con la mediana distinta de la poblacional</w:t>
       </w:r>
       <w:r>
         <w:rPr>
@@ -16709,6 +17001,13 @@
           <w:sz w:val="16"/>
         </w:rPr>
         <w:br/>
+        <w:t xml:space="preserve">with(res_v2[res_v2$B == B_EVAL, ], sesgo_media / err_MC_media)   # sesgo en errores de Monte Carlo</w:t>
+      </w:r>
+      <w:r>
+        <w:rPr>
+          <w:sz w:val="16"/>
+        </w:rPr>
+        <w:br/>
         <w:t xml:space="preserve"># Por qué la mediana no se mueve: probabilidad teórica (binomial) de que la</w:t>
       </w:r>
       <w:r>
@@ -16793,6 +17092,20 @@
           <w:sz w:val="16"/>
         </w:rPr>
         <w:br/>
+        <w:t xml:space="preserve">c(mantisa = 10^(log10_p %% 1), exponente = floor(log10_p))   # como se escribe en el informe</w:t>
+      </w:r>
+      <w:r>
+        <w:rPr>
+          <w:sz w:val="16"/>
+        </w:rPr>
+        <w:br/>
+        <w:t xml:space="preserve">c(P_sobre_mediana = 1 - pb)</w:t>
+      </w:r>
+      <w:r>
+        <w:rPr>
+          <w:sz w:val="16"/>
+        </w:rPr>
+        <w:br/>
       </w:r>
       <w:r>
         <w:rPr>
@@ -16855,6 +17168,26 @@
         </w:rPr>
         <w:br/>
         <w:t xml:space="preserve">SIM$resumen[SIM$resumen$variable == "V2", ]</w:t>
+      </w:r>
+      <w:r>
+        <w:rPr>
+          <w:sz w:val="16"/>
+        </w:rPr>
+        <w:br/>
+      </w:r>
+      <w:r>
+        <w:rPr>
+          <w:sz w:val="16"/>
+        </w:rPr>
+        <w:br/>
+        <w:t xml:space="preserve"># Variación entre ejecuciones (script 10):</w:t>
+      </w:r>
+      <w:r>
+        <w:rPr>
+          <w:sz w:val="16"/>
+        </w:rPr>
+        <w:br/>
+        <w:t xml:space="preserve">VAR[VAR$variable == "V2", c("B", "rango", "err_MC", "rango_en_err_MC")]</w:t>
       </w:r>
       <w:r>
         <w:rPr>
@@ -18299,6 +18632,9 @@
     </w:tbl>
     <w:p/>
     <w:p>
+      <w:pPr>
+        <w:keepNext/>
+      </w:pPr>
       <w:r>
         <w:t>Comentarios:</w:t>
       </w:r>
@@ -18533,6 +18869,9 @@
       </w:r>
     </w:p>
     <w:p>
+      <w:pPr>
+        <w:keepNext/>
+      </w:pPr>
       <w:r>
         <w:t>Comentarios:</w:t>
       </w:r>
@@ -20104,6 +20443,7 @@
     <w:p/>
     <w:p>
       <w:pPr>
+        <w:keepNext/>
         <w:rPr>
           <w:b/>
           <w:bCs/>
@@ -20131,6 +20471,7 @@
     </w:p>
     <w:p>
       <w:pPr>
+        <w:keepNext/>
         <w:rPr>
           <w:b/>
           <w:bCs/>
@@ -20459,6 +20800,9 @@
       </w:tr>
     </w:tbl>
     <w:p>
+      <w:pPr>
+        <w:keepNext/>
+      </w:pPr>
       <w:r>
         <w:t>Comentario:</w:t>
       </w:r>
@@ -20499,33 +20843,33 @@
         <w:rPr>
           <w:color w:val="000000"/>
         </w:rPr>
-        <w:t xml:space="preserve">, del mismo orden que su error de Monte Carlo, </w:t>
+        <w:t xml:space="preserve">, a </w:t>
       </w:r>
       <w:r>
         <w:rPr>
           <w:color w:val="000000"/>
           <w:highlight w:val="yellow"/>
         </w:rPr>
+        <w:t xml:space="preserve">⟦V3_B10000_sesgo_en_err_MC⟧</w:t>
+      </w:r>
+      <w:r>
+        <w:rPr>
+          <w:color w:val="000000"/>
+        </w:rPr>
+        <w:t xml:space="preserve"> errores de Monte Carlo de cero (su error de Monte Carlo es </w:t>
+      </w:r>
+      <w:r>
+        <w:rPr>
+          <w:color w:val="000000"/>
+          <w:highlight w:val="yellow"/>
+        </w:rPr>
         <w:t xml:space="preserve">⟦V3_B10000_err_MC_media⟧</w:t>
       </w:r>
       <w:r>
         <w:rPr>
           <w:color w:val="000000"/>
         </w:rPr>
-        <w:t xml:space="preserve"> (equivale a </w:t>
-      </w:r>
-      <w:r>
-        <w:rPr>
-          <w:color w:val="000000"/>
-          <w:highlight w:val="yellow"/>
-        </w:rPr>
-        <w:t xml:space="preserve">⟦V3_B10000_sesgo_en_err_MC⟧</w:t>
-      </w:r>
-      <w:r>
-        <w:rPr>
-          <w:color w:val="000000"/>
-        </w:rPr>
-        <w:t xml:space="preserve"> errores de Monte Carlo), de modo que es indistinguible de cero: la media del logaritmo es insesgada. El sesgo de la mediana respecto de la mediana poblacional es </w:t>
+        <w:t xml:space="preserve">), de modo que es indistinguible de cero: la media del logaritmo es insesgada. El sesgo de la mediana respecto de la mediana poblacional es </w:t>
       </w:r>
       <w:r>
         <w:rPr>
@@ -21494,11 +21838,12 @@
           <w:color w:val="000000"/>
           <w:highlight w:val="yellow"/>
         </w:rPr>
-        <w:t xml:space="preserve">PENDIENTE: reemplazar esta imagen por salidas/graficos/19_consistencia_v3.png después de correr el 08 y el 09 (tiene la misma proporción, 1800 × 1250 px). La imagen actual corresponde al diseño anterior y no a la simulación que describe el texto.</w:t>
+        <w:t xml:space="preserve">PENDIENTE: reemplazar esta imagen provisional por salidas/graficos/19_consistencia_v3.png de la misma corrida que llena los marcadores (tiene la misma proporción, 1800 × 1250 px; en Word: clic derecho sobre la imagen, Cambiar imagen).</w:t>
       </w:r>
     </w:p>
     <w:p>
       <w:pPr>
+        <w:keepNext/>
         <w:jc w:val="both"/>
       </w:pPr>
       <w:r>
@@ -21798,7 +22143,7 @@
         <w:rPr>
           <w:color w:val="000000"/>
         </w:rPr>
-        <w:t xml:space="preserve"> de las réplicas con B = 100, 1.000 y 10.000. Su promedio se aproxima a la mediana poblacional, 13,217674, y no a μ, frente a la cual conserva un sesgo cercano a +0,013758 que ningún valor de B corrige.</w:t>
+        <w:t xml:space="preserve"> de las réplicas con B = 100, 1.000 y 10.000. Al crecer B, el promedio de sus réplicas converge a E[mediana muestral], prácticamente la mediana poblacional, 13,217674, y no a μ, frente a la cual conserva un sesgo cercano a +0,013758. Ese sesgo es propio del estimador: ni B ni el tamaño de muestra lo eliminan.</w:t>
       </w:r>
     </w:p>
     <w:p>
@@ -21808,6 +22153,7 @@
     </w:p>
     <w:p>
       <w:pPr>
+        <w:keepNext/>
         <w:rPr>
           <w:b/>
           <w:bCs/>
@@ -22167,285 +22513,154 @@
       </w:tr>
     </w:tbl>
     <w:p>
+      <w:pPr>
+        <w:keepNext/>
+      </w:pPr>
       <w:r>
         <w:t>Comentario:</w:t>
       </w:r>
     </w:p>
     <w:p>
-      <w:pPr>
-        <w:spacing w:before="120"/>
+      <w:r>
+        <w:rPr>
+          <w:color w:val="000000"/>
+        </w:rPr>
+        <w:t xml:space="preserve">Con n = N, la comparación entre media y mediana tampoco se ajusta en esta variable a lo previsto por la teoría clásica. Esa teoría predice, para distribuciones continuas aproximadamente normales, Var(mediana)/Var(media) ≈ π/2 ≈ 1,571, pero supone densidad continua en la mediana, y el redondeo de los montos declarados la elimina. La mediana muestral quedó en $550.000 en el </w:t>
+      </w:r>
+      <w:r>
         <w:rPr>
           <w:color w:val="000000"/>
           <w:highlight w:val="yellow"/>
         </w:rPr>
-      </w:pPr>
+        <w:t xml:space="preserve">⟦V3_B10000_prop_med_igual_pob⟧</w:t>
+      </w:r>
+      <w:r>
+        <w:rPr>
+          <w:color w:val="000000"/>
+        </w:rPr>
+        <w:t xml:space="preserve"> de las réplicas; su varianza (</w:t>
+      </w:r>
       <w:r>
         <w:rPr>
           <w:color w:val="000000"/>
           <w:highlight w:val="yellow"/>
         </w:rPr>
-        <w:t xml:space="preserve">PENDIENTE: dejar una sola de las dos versiones del comentario de Eficiencia y borrar la otra, junto con esta nota y los rótulos de versión. Se elige según la razón Var(mediana)/Var(media) con B = 10.000, </w:t>
+        <w:t xml:space="preserve">⟦V3_B10000_var_mediana⟧</w:t>
+      </w:r>
+      <w:r>
+        <w:rPr>
+          <w:color w:val="000000"/>
+        </w:rPr>
+        <w:t xml:space="preserve">) la producen solo las </w:t>
       </w:r>
       <w:r>
         <w:rPr>
           <w:color w:val="000000"/>
           <w:highlight w:val="yellow"/>
         </w:rPr>
+        <w:t xml:space="preserve">⟦V3_B10000_n_med_distinta⟧</w:t>
+      </w:r>
+      <w:r>
+        <w:rPr>
+          <w:color w:val="000000"/>
+        </w:rPr>
+        <w:t xml:space="preserve"> réplicas en que saltó al monto declarado vecino (se esperaban </w:t>
+      </w:r>
+      <w:r>
+        <w:rPr>
+          <w:color w:val="000000"/>
+          <w:highlight w:val="yellow"/>
+        </w:rPr>
+        <w:t xml:space="preserve">⟦V3_B10000_n_med_distinta_esperado⟧</w:t>
+      </w:r>
+      <w:r>
+        <w:rPr>
+          <w:color w:val="000000"/>
+        </w:rPr>
+        <w:t xml:space="preserve">). Por eso la razón Var(mediana)/Var(media) = </w:t>
+      </w:r>
+      <w:r>
+        <w:rPr>
+          <w:color w:val="000000"/>
+          <w:highlight w:val="yellow"/>
+        </w:rPr>
         <w:t xml:space="preserve">⟦V3_B10000_razon_var⟧</w:t>
       </w:r>
       <w:r>
         <w:rPr>
           <w:color w:val="000000"/>
+        </w:rPr>
+        <w:t xml:space="preserve"> (con Var(media) = </w:t>
+      </w:r>
+      <w:r>
+        <w:rPr>
+          <w:color w:val="000000"/>
           <w:highlight w:val="yellow"/>
         </w:rPr>
-        <w:t xml:space="preserve"> (</w:t>
+        <w:t xml:space="preserve">⟦V3_B10000_var_media⟧</w:t>
+      </w:r>
+      <w:r>
+        <w:rPr>
+          <w:color w:val="000000"/>
+        </w:rPr>
+        <w:t xml:space="preserve">, frente a σ²/N = 1,14 × 10⁻⁵) cambia mucho de una ejecución a otra: en las tres ejecuciones del script 10 osciló entre </w:t>
       </w:r>
       <w:r>
         <w:rPr>
           <w:color w:val="000000"/>
           <w:highlight w:val="yellow"/>
         </w:rPr>
-        <w:t xml:space="preserve">⟦V3_B10000_var_mediana⟧</w:t>
+        <w:t xml:space="preserve">⟦V3_B10000_ej_razon_var_min⟧</w:t>
+      </w:r>
+      <w:r>
+        <w:rPr>
+          <w:color w:val="000000"/>
+        </w:rPr>
+        <w:t xml:space="preserve"> y </w:t>
       </w:r>
       <w:r>
         <w:rPr>
           <w:color w:val="000000"/>
           <w:highlight w:val="yellow"/>
         </w:rPr>
-        <w:t xml:space="preserve"> frente a </w:t>
+        <w:t xml:space="preserve">⟦V3_B10000_ej_razon_var_max⟧</w:t>
+      </w:r>
+      <w:r>
+        <w:rPr>
+          <w:color w:val="000000"/>
+        </w:rPr>
+        <w:t xml:space="preserve">, y puede quedar a cualquier lado de 1. No permite, entonces, ordenar los dos estimadores por su varianza.</w:t>
+      </w:r>
+      <w:r>
+        <w:rPr>
+          <w:color w:val="000000"/>
+        </w:rPr>
+        <w:br/>
+      </w:r>
+      <w:r>
+        <w:rPr>
+          <w:color w:val="000000"/>
+        </w:rPr>
+        <w:br/>
+      </w:r>
+      <w:r>
+        <w:rPr>
+          <w:color w:val="000000"/>
+        </w:rPr>
+        <w:t xml:space="preserve">La comparación estable es el error cuadrático medio frente al objetivo común, μ: el de la mediana es </w:t>
       </w:r>
       <w:r>
         <w:rPr>
           <w:color w:val="000000"/>
           <w:highlight w:val="yellow"/>
         </w:rPr>
-        <w:t xml:space="preserve">⟦V3_B10000_var_media⟧</w:t>
-      </w:r>
-      <w:r>
-        <w:rPr>
-          <w:color w:val="000000"/>
-          <w:highlight w:val="yellow"/>
-        </w:rPr>
-        <w:t xml:space="preserve">): la versión A si es menor que 1 y la versión B si es mayor que 1. La sección 5 del script 08 imprime cuál de los dos casos ocurrió.</w:t>
-      </w:r>
-    </w:p>
-    <w:p>
-      <w:pPr>
-        <w:spacing w:before="120"/>
-        <w:rPr>
-          <w:color w:val="000000"/>
-          <w:highlight w:val="yellow"/>
-        </w:rPr>
-      </w:pPr>
-      <w:r>
-        <w:rPr>
-          <w:color w:val="000000"/>
-          <w:highlight w:val="yellow"/>
-        </w:rPr>
-        <w:t xml:space="preserve">PENDIENTE: versión A (si Var(mediana) es menor que Var(media)):</w:t>
-      </w:r>
-    </w:p>
-    <w:p>
-      <w:r>
-        <w:rPr>
-          <w:color w:val="000000"/>
-        </w:rPr>
-        <w:t xml:space="preserve">Con n = N, la comparación entre media y mediana tampoco se ajusta en esta variable a lo previsto por la teoría clásica. Esa teoría predice, para distribuciones continuas aproximadamente normales, Var(mediana)/Var(media) ≈ π/2 ≈ 1,571, pero supone densidad continua en la mediana, y el redondeo de los montos declarados la elimina. La mediana muestral quedó fija en $550.000 en el </w:t>
-      </w:r>
-      <w:r>
-        <w:rPr>
-          <w:color w:val="000000"/>
-          <w:highlight w:val="yellow"/>
-        </w:rPr>
-        <w:t xml:space="preserve">⟦V3_B10000_prop_med_igual_pob⟧</w:t>
-      </w:r>
-      <w:r>
-        <w:rPr>
-          <w:color w:val="000000"/>
-        </w:rPr>
-        <w:t xml:space="preserve"> de las réplicas, y por eso su varianza (</w:t>
-      </w:r>
-      <w:r>
-        <w:rPr>
-          <w:color w:val="000000"/>
-          <w:highlight w:val="yellow"/>
-        </w:rPr>
-        <w:t xml:space="preserve">⟦V3_B10000_var_mediana⟧</w:t>
-      </w:r>
-      <w:r>
-        <w:rPr>
-          <w:color w:val="000000"/>
-        </w:rPr>
-        <w:t xml:space="preserve">) resulta menor que la de la media (</w:t>
-      </w:r>
-      <w:r>
-        <w:rPr>
-          <w:color w:val="000000"/>
-          <w:highlight w:val="yellow"/>
-        </w:rPr>
-        <w:t xml:space="preserve">⟦V3_B10000_var_media⟧</w:t>
-      </w:r>
-      <w:r>
-        <w:rPr>
-          <w:color w:val="000000"/>
-        </w:rPr>
-        <w:t xml:space="preserve">, frente a σ²/N = 1,14 × 10⁻⁵). Esa menor varianza no indica mayor precisión, sino que la mediana está casi inmóvil.</w:t>
-      </w:r>
-      <w:r>
-        <w:rPr>
-          <w:color w:val="000000"/>
-        </w:rPr>
-        <w:br/>
-      </w:r>
-      <w:r>
-        <w:rPr>
-          <w:color w:val="000000"/>
-        </w:rPr>
-        <w:br/>
-      </w:r>
-      <w:r>
-        <w:rPr>
-          <w:color w:val="000000"/>
-        </w:rPr>
-        <w:t xml:space="preserve">Frente al objetivo común, μ, el error cuadrático medio de la mediana es </w:t>
-      </w:r>
-      <w:r>
-        <w:rPr>
-          <w:color w:val="000000"/>
-          <w:highlight w:val="yellow"/>
-        </w:rPr>
         <w:t xml:space="preserve">⟦V3_B10000_mse_mediana_vs_mu⟧</w:t>
       </w:r>
       <w:r>
         <w:rPr>
           <w:color w:val="000000"/>
         </w:rPr>
-        <w:t xml:space="preserve">, dominado por el cuadrado de su sesgo (0,013758² = 0,000189), y equivale a unas </w:t>
-      </w:r>
-      <w:r>
-        <w:rPr>
-          <w:color w:val="000000"/>
-          <w:highlight w:val="yellow"/>
-        </w:rPr>
-        <w:t xml:space="preserve">⟦V3_B10000_razon_mse⟧</w:t>
-      </w:r>
-      <w:r>
-        <w:rPr>
-          <w:color w:val="000000"/>
-        </w:rPr>
-        <w:t xml:space="preserve"> veces el de la media (</w:t>
-      </w:r>
-      <w:r>
-        <w:rPr>
-          <w:color w:val="000000"/>
-          <w:highlight w:val="yellow"/>
-        </w:rPr>
-        <w:t xml:space="preserve">⟦V3_B10000_mse_media_vs_mu⟧</w:t>
-      </w:r>
-      <w:r>
-        <w:rPr>
-          <w:color w:val="000000"/>
-        </w:rPr>
-        <w:t xml:space="preserve">). La media es el estimador eficiente; la mediana estima otra cantidad, la mediana del logaritmo del arriendo, y como estimador de μ es inferior.</w:t>
-      </w:r>
-    </w:p>
-    <w:p>
-      <w:pPr>
-        <w:spacing w:before="120"/>
-        <w:rPr>
-          <w:color w:val="000000"/>
-          <w:highlight w:val="yellow"/>
-        </w:rPr>
-      </w:pPr>
-      <w:r>
-        <w:rPr>
-          <w:color w:val="000000"/>
-          <w:highlight w:val="yellow"/>
-        </w:rPr>
-        <w:t xml:space="preserve">PENDIENTE: versión B (si Var(mediana) es mayor que Var(media)):</w:t>
-      </w:r>
-    </w:p>
-    <w:p>
-      <w:pPr>
-        <w:rPr>
-          <w:color w:val="000000"/>
-        </w:rPr>
-      </w:pPr>
-      <w:r>
-        <w:rPr>
-          <w:color w:val="000000"/>
-        </w:rPr>
-        <w:t xml:space="preserve">Con n = N, la comparación entre media y mediana tampoco se ajusta en esta variable a lo previsto por la teoría clásica. Esa teoría predice, para distribuciones continuas aproximadamente normales, Var(mediana)/Var(media) ≈ π/2 ≈ 1,571, pero supone densidad continua en la mediana, y el redondeo de los montos declarados la elimina. La mediana muestral quedó fija en $550.000 en el </w:t>
-      </w:r>
-      <w:r>
-        <w:rPr>
-          <w:color w:val="000000"/>
-          <w:highlight w:val="yellow"/>
-        </w:rPr>
-        <w:t xml:space="preserve">⟦V3_B10000_prop_med_igual_pob⟧</w:t>
-      </w:r>
-      <w:r>
-        <w:rPr>
-          <w:color w:val="000000"/>
-        </w:rPr>
-        <w:t xml:space="preserve"> de las réplicas. En las pocas en que se movió, saltó al monto declarado más próximo, y esos saltos bastan para que su varianza (</w:t>
-      </w:r>
-      <w:r>
-        <w:rPr>
-          <w:color w:val="000000"/>
-          <w:highlight w:val="yellow"/>
-        </w:rPr>
-        <w:t xml:space="preserve">⟦V3_B10000_var_mediana⟧</w:t>
-      </w:r>
-      <w:r>
-        <w:rPr>
-          <w:color w:val="000000"/>
-        </w:rPr>
-        <w:t xml:space="preserve">) supere la de la media (</w:t>
-      </w:r>
-      <w:r>
-        <w:rPr>
-          <w:color w:val="000000"/>
-          <w:highlight w:val="yellow"/>
-        </w:rPr>
-        <w:t xml:space="preserve">⟦V3_B10000_var_media⟧</w:t>
-      </w:r>
-      <w:r>
-        <w:rPr>
-          <w:color w:val="000000"/>
-        </w:rPr>
-        <w:t xml:space="preserve">, frente a σ²/N = 1,14 × 10⁻⁵). La razón entre ambas varianzas depende del tamaño de esos saltos y no de la forma de la distribución, de modo que no puede leerse como la razón π/2 de la teoría clásica.</w:t>
-      </w:r>
-      <w:r>
-        <w:rPr>
-          <w:color w:val="000000"/>
-        </w:rPr>
-        <w:br/>
-      </w:r>
-      <w:r>
-        <w:rPr>
-          <w:color w:val="000000"/>
-        </w:rPr>
-        <w:br/>
-      </w:r>
-      <w:r>
-        <w:rPr>
-          <w:color w:val="000000"/>
-        </w:rPr>
-        <w:t xml:space="preserve">Frente al objetivo común, μ, el error cuadrático medio de la mediana es </w:t>
-      </w:r>
-      <w:r>
-        <w:rPr>
-          <w:color w:val="000000"/>
-          <w:highlight w:val="yellow"/>
-        </w:rPr>
-        <w:t xml:space="preserve">⟦V3_B10000_mse_mediana_vs_mu⟧</w:t>
-      </w:r>
-      <w:r>
-        <w:rPr>
-          <w:color w:val="000000"/>
-        </w:rPr>
-        <w:t xml:space="preserve">, dominado por el cuadrado de su sesgo (0,013758² = 0,000189), y equivale a unas </w:t>
+        <w:t xml:space="preserve">, dominado por el cuadrado de su sesgo (0,013758² = 0,000189), que no depende de la ejecución, y equivale a unas </w:t>
       </w:r>
       <w:r>
         <w:rPr>
@@ -24669,7 +24884,14 @@
           <w:sz w:val="16"/>
         </w:rPr>
         <w:br/>
-        <w:t xml:space="preserve">    razon_mse = if (mse_ms &gt; 0) mse_md / mse_ms else NA))</w:t>
+        <w:t xml:space="preserve">    razon_mse = if (mse_ms &gt; 0) mse_md / mse_ms else NA,</w:t>
+      </w:r>
+      <w:r>
+        <w:rPr>
+          <w:sz w:val="16"/>
+        </w:rPr>
+        <w:br/>
+        <w:t xml:space="preserve">    n_med_distinta = sum(md != MED)))     # réplicas con la mediana distinta de la poblacional</w:t>
       </w:r>
       <w:r>
         <w:rPr>
@@ -24751,6 +24973,13 @@
           <w:sz w:val="16"/>
         </w:rPr>
         <w:br/>
+        <w:t xml:space="preserve">with(res_v3[res_v3$B == B_EVAL, ], sesgo_media / err_MC_media)   # sesgo en errores de Monte Carlo</w:t>
+      </w:r>
+      <w:r>
+        <w:rPr>
+          <w:sz w:val="16"/>
+        </w:rPr>
+        <w:br/>
         <w:t xml:space="preserve"># La masa en la mediana: P(X &lt; mediana), P(X &lt;= mediana), la diferencia (las</w:t>
       </w:r>
       <w:r>
@@ -24835,6 +25064,48 @@
           <w:sz w:val="16"/>
         </w:rPr>
         <w:br/>
+        <w:t xml:space="preserve">c(mantisa = 10^(log10_p %% 1), exponente = floor(log10_p))   # como se escribe en el informe</w:t>
+      </w:r>
+      <w:r>
+        <w:rPr>
+          <w:sz w:val="16"/>
+        </w:rPr>
+        <w:br/>
+        <w:t xml:space="preserve"># Réplicas con la mediana distinta de la poblacional: observadas y esperadas.</w:t>
+      </w:r>
+      <w:r>
+        <w:rPr>
+          <w:sz w:val="16"/>
+        </w:rPr>
+        <w:br/>
+        <w:t xml:space="preserve"># Son pocas, y de ellas sale toda la varianza de la mediana: por eso la</w:t>
+      </w:r>
+      <w:r>
+        <w:rPr>
+          <w:sz w:val="16"/>
+        </w:rPr>
+        <w:br/>
+        <w:t xml:space="preserve"># razón var_mediana / var_media cambia mucho entre ejecuciones.</w:t>
+      </w:r>
+      <w:r>
+        <w:rPr>
+          <w:sz w:val="16"/>
+        </w:rPr>
+        <w:br/>
+        <w:t xml:space="preserve">c(n_med_distinta = res_v3$n_med_distinta[res_v3$B == B_EVAL],</w:t>
+      </w:r>
+      <w:r>
+        <w:rPr>
+          <w:sz w:val="16"/>
+        </w:rPr>
+        <w:br/>
+        <w:t xml:space="preserve">  esperado = B_EVAL * 10^log10_p)</w:t>
+      </w:r>
+      <w:r>
+        <w:rPr>
+          <w:sz w:val="16"/>
+        </w:rPr>
+        <w:br/>
         <w:t xml:space="preserve">c(V3_pct_igual_mediana = 100 * mean(pesos == median(pesos)))         # 3,73 %</w:t>
       </w:r>
       <w:r>
@@ -24932,6 +25203,40 @@
         </w:rPr>
         <w:br/>
         <w:t xml:space="preserve">SIM$resumen[SIM$resumen$variable == "V3", ]</w:t>
+      </w:r>
+      <w:r>
+        <w:rPr>
+          <w:sz w:val="16"/>
+        </w:rPr>
+        <w:br/>
+      </w:r>
+      <w:r>
+        <w:rPr>
+          <w:sz w:val="16"/>
+        </w:rPr>
+        <w:br/>
+        <w:t xml:space="preserve"># Variación entre ejecuciones (script 10), incluida la razón de varianzas:</w:t>
+      </w:r>
+      <w:r>
+        <w:rPr>
+          <w:sz w:val="16"/>
+        </w:rPr>
+        <w:br/>
+        <w:t xml:space="preserve">VAR[VAR$variable == "V3", c("B", "rango", "err_MC", "rango_en_err_MC",</w:t>
+      </w:r>
+      <w:r>
+        <w:rPr>
+          <w:sz w:val="16"/>
+        </w:rPr>
+        <w:br/>
+        <w:t xml:space="preserve">                            "razon_var_ej1", "razon_var_ej2", "razon_var_ej3",</w:t>
+      </w:r>
+      <w:r>
+        <w:rPr>
+          <w:sz w:val="16"/>
+        </w:rPr>
+        <w:br/>
+        <w:t xml:space="preserve">                            "n_med_dist_ej1", "n_med_dist_ej2", "n_med_dist_ej3")]</w:t>
       </w:r>
       <w:r>
         <w:rPr>
@@ -26090,6 +26395,9 @@
     </w:tbl>
     <w:p/>
     <w:p>
+      <w:pPr>
+        <w:keepNext/>
+      </w:pPr>
       <w:r>
         <w:t>Comentarios:</w:t>
       </w:r>
@@ -26329,6 +26637,9 @@
       </w:r>
     </w:p>
     <w:p>
+      <w:pPr>
+        <w:keepNext/>
+      </w:pPr>
       <w:r>
         <w:t>Comentarios:</w:t>
       </w:r>
@@ -26997,6 +27308,7 @@
     <w:p>
       <w:pPr>
         <w:pStyle w:val="Prrafodelista"/>
+        <w:keepNext/>
         <w:numPr>
           <w:ilvl w:val="0"/>
           <w:numId w:val="5"/>
@@ -27028,6 +27340,7 @@
     </w:p>
     <w:p>
       <w:pPr>
+        <w:keepNext/>
         <w:rPr>
           <w:i/>
           <w:iCs/>
@@ -27344,6 +27657,9 @@
       </w:tr>
     </w:tbl>
     <w:p>
+      <w:pPr>
+        <w:keepNext/>
+      </w:pPr>
       <w:r>
         <w:t>Comentario:</w:t>
       </w:r>
@@ -27389,33 +27705,33 @@
         <w:rPr>
           <w:color w:val="000000"/>
         </w:rPr>
-        <w:t xml:space="preserve">, del mismo orden que su error de Monte Carlo, </w:t>
+        <w:t xml:space="preserve">, a </w:t>
       </w:r>
       <w:r>
         <w:rPr>
           <w:color w:val="000000"/>
           <w:highlight w:val="yellow"/>
         </w:rPr>
+        <w:t xml:space="preserve">⟦V4_B10000_sesgo_en_err_MC⟧</w:t>
+      </w:r>
+      <w:r>
+        <w:rPr>
+          <w:color w:val="000000"/>
+        </w:rPr>
+        <w:t xml:space="preserve"> errores de Monte Carlo de cero (su error de Monte Carlo es </w:t>
+      </w:r>
+      <w:r>
+        <w:rPr>
+          <w:color w:val="000000"/>
+          <w:highlight w:val="yellow"/>
+        </w:rPr>
         <w:t xml:space="preserve">⟦V4_B10000_err_MC_media⟧</w:t>
       </w:r>
       <w:r>
         <w:rPr>
           <w:color w:val="000000"/>
         </w:rPr>
-        <w:t xml:space="preserve"> (equivale a </w:t>
-      </w:r>
-      <w:r>
-        <w:rPr>
-          <w:color w:val="000000"/>
-          <w:highlight w:val="yellow"/>
-        </w:rPr>
-        <w:t xml:space="preserve">⟦V4_B10000_sesgo_en_err_MC⟧</w:t>
-      </w:r>
-      <w:r>
-        <w:rPr>
-          <w:color w:val="000000"/>
-        </w:rPr>
-        <w:t xml:space="preserve"> errores de Monte Carlo), de modo que es indistinguible de cero, resultado concordante con la demostración analítica E[x/n] = p.</w:t>
+        <w:t xml:space="preserve">), de modo que es indistinguible de cero, resultado concordante con la demostración analítica E[x/n] = p.</w:t>
       </w:r>
       <w:r>
         <w:rPr>
@@ -28380,11 +28696,12 @@
           <w:color w:val="000000"/>
           <w:highlight w:val="yellow"/>
         </w:rPr>
-        <w:t xml:space="preserve">PENDIENTE: reemplazar esta imagen por salidas/graficos/20_consistencia_v4.png después de correr el 08 y el 09 (tiene la misma proporción, 1800 × 1250 px). La imagen actual corresponde al diseño anterior y no a la simulación que describe el texto.</w:t>
+        <w:t xml:space="preserve">PENDIENTE: reemplazar esta imagen provisional por salidas/graficos/20_consistencia_v4.png de la misma corrida que llena los marcadores (tiene la misma proporción, 1800 × 1250 px; en Word: clic derecho sobre la imagen, Cambiar imagen).</w:t>
       </w:r>
     </w:p>
     <w:p>
       <w:pPr>
+        <w:keepNext/>
         <w:jc w:val="both"/>
       </w:pPr>
       <w:r>
@@ -28684,7 +29001,7 @@
         <w:rPr>
           <w:color w:val="000000"/>
         </w:rPr>
-        <w:t xml:space="preserve"> de las réplicas con B = 100, 1.000 y 10.000, de modo que no se acerca a p. Su error cuadrático medio es 0,035429 = 0,188226², exactamente el cuadrado de su sesgo.</w:t>
+        <w:t xml:space="preserve"> de las réplicas con B = 100, 1.000 y 10.000: al crecer B, el promedio de sus réplicas converge a 0 y no a p. Su error cuadrático medio es 0,035429 = 0,188226², exactamente el cuadrado de su sesgo.</w:t>
       </w:r>
     </w:p>
     <w:p>
@@ -28694,6 +29011,7 @@
     </w:p>
     <w:p>
       <w:pPr>
+        <w:keepNext/>
         <w:rPr>
           <w:b/>
           <w:bCs/>
@@ -29053,6 +29371,9 @@
       </w:tr>
     </w:tbl>
     <w:p>
+      <w:pPr>
+        <w:keepNext/>
+      </w:pPr>
       <w:r>
         <w:t>Comentario:</w:t>
       </w:r>
@@ -29158,7 +29479,7 @@
         <w:rPr>
           <w:color w:val="000000"/>
         </w:rPr>
-        <w:t xml:space="preserve"> veces mayor y compuesto únicamente por un sesgo que no depende de B.</w:t>
+        <w:t xml:space="preserve"> veces mayor y compuesto únicamente por el cuadrado de su sesgo, −p, que es propio del estimador.</w:t>
       </w:r>
       <w:r>
         <w:rPr>
@@ -30887,7 +31208,14 @@
           <w:sz w:val="16"/>
         </w:rPr>
         <w:br/>
-        <w:t xml:space="preserve">    razon_mse = if (mse_ms &gt; 0) mse_md / mse_ms else NA))</w:t>
+        <w:t xml:space="preserve">    razon_mse = if (mse_ms &gt; 0) mse_md / mse_ms else NA,</w:t>
+      </w:r>
+      <w:r>
+        <w:rPr>
+          <w:sz w:val="16"/>
+        </w:rPr>
+        <w:br/>
+        <w:t xml:space="preserve">    n_med_distinta = sum(md != MED)))     # réplicas con la mediana distinta de la poblacional</w:t>
       </w:r>
       <w:r>
         <w:rPr>
@@ -30983,6 +31311,13 @@
           <w:sz w:val="16"/>
         </w:rPr>
         <w:br/>
+        <w:t xml:space="preserve">with(res_v4[res_v4$B == B_EVAL, ], sesgo_media / err_MC_media)   # sesgo en errores de Monte Carlo</w:t>
+      </w:r>
+      <w:r>
+        <w:rPr>
+          <w:sz w:val="16"/>
+        </w:rPr>
+        <w:br/>
         <w:t xml:space="preserve"># Probabilidad teórica (binomial) de que la mediana de una muestra de N</w:t>
       </w:r>
       <w:r>
@@ -31060,6 +31395,13 @@
           <w:sz w:val="16"/>
         </w:rPr>
         <w:br/>
+        <w:t xml:space="preserve">c(mantisa = 10^(log10_p %% 1), exponente = floor(log10_p))   # como se escribe en el informe</w:t>
+      </w:r>
+      <w:r>
+        <w:rPr>
+          <w:sz w:val="16"/>
+        </w:rPr>
+        <w:br/>
       </w:r>
       <w:r>
         <w:rPr>
@@ -31129,6 +31471,26 @@
         </w:rPr>
         <w:br/>
         <w:t xml:space="preserve">SIM$resumen[SIM$resumen$variable == "V4", ]</w:t>
+      </w:r>
+      <w:r>
+        <w:rPr>
+          <w:sz w:val="16"/>
+        </w:rPr>
+        <w:br/>
+      </w:r>
+      <w:r>
+        <w:rPr>
+          <w:sz w:val="16"/>
+        </w:rPr>
+        <w:br/>
+        <w:t xml:space="preserve"># Variación entre ejecuciones (script 10):</w:t>
+      </w:r>
+      <w:r>
+        <w:rPr>
+          <w:sz w:val="16"/>
+        </w:rPr>
+        <w:br/>
+        <w:t xml:space="preserve">VAR[VAR$variable == "V4", c("B", "rango", "err_MC", "rango_en_err_MC")]</w:t>
       </w:r>
       <w:r>
         <w:rPr>
